--- a/public/assets/template/docx/surat_f107.docx
+++ b/public/assets/template/docx/surat_f107.docx
@@ -63,7 +63,7 @@
         <w:pStyle w:val="BodyText"/>
       </w:pPr>
       <w:r>
-        <w:t xml:space="preserve">Pada hari ini $HARI tanggal $TGL_KEG bulan tahun $KEPERLUAN bertempat di Kalurahan $NAMA_DES, Kapanewon $NAMA_KEC, Kabupaten $NAMA_KAB, saya :</w:t>
+        <w:t xml:space="preserve">Pada hari ini ${HARI} tanggal ${TGL_KEG} bulan tahun ${KEPERLUAN} bertempat di Kalurahan ${NAMA_DES}, Kapanewon ${NAMA_KEC}, Kabupaten ${NAMA_KAB}, saya :</w:t>
       </w:r>
     </w:p>
     <w:tbl>
@@ -107,7 +107,7 @@
               <w:pStyle w:val="BodyText"/>
             </w:pPr>
             <w:r>
-              <w:t xml:space="preserve">$NAMA</w:t>
+              <w:t xml:space="preserve">${NAMA}</w:t>
             </w:r>
           </w:p>
         </w:tc>
@@ -139,7 +139,7 @@
               <w:pStyle w:val="BodyText"/>
             </w:pPr>
             <w:r>
-              <w:t xml:space="preserve">$TTL / $USIA</w:t>
+              <w:t xml:space="preserve">${TTL} / ${USIA}</w:t>
             </w:r>
           </w:p>
         </w:tc>
@@ -174,7 +174,7 @@
               <w:pStyle w:val="BodyText"/>
             </w:pPr>
             <w:r>
-              <w:t xml:space="preserve">$ALAMAT Kalurahan $NAMA_DES, Kapanewon $NAMA_KEC, Kabupaten $NAMA_KAB</w:t>
+              <w:t xml:space="preserve">${ALAMAT} Kalurahan ${NAMA_DES}, Kapanewon ${NAMA_KEC}, Kabupaten ${NAMA_KAB}</w:t>
             </w:r>
           </w:p>
         </w:tc>
@@ -209,7 +209,7 @@
               <w:pStyle w:val="BodyText"/>
             </w:pPr>
             <w:r>
-              <w:t xml:space="preserve">$PEKERJAAN</w:t>
+              <w:t xml:space="preserve">${PEKERJAAN}</w:t>
             </w:r>
           </w:p>
         </w:tc>
@@ -290,7 +290,7 @@
               <w:pStyle w:val="BodyText"/>
             </w:pPr>
             <w:r>
-              <w:t xml:space="preserve">$NAMA_WALI</w:t>
+              <w:t xml:space="preserve">${NAMA_WALI}</w:t>
             </w:r>
           </w:p>
         </w:tc>
@@ -325,7 +325,7 @@
               <w:pStyle w:val="BodyText"/>
             </w:pPr>
             <w:r>
-              <w:t xml:space="preserve">$NIK_WALI</w:t>
+              <w:t xml:space="preserve">${NIK_WALI}</w:t>
             </w:r>
           </w:p>
         </w:tc>
@@ -391,7 +391,7 @@
               <w:pStyle w:val="BodyText"/>
             </w:pPr>
             <w:r>
-              <w:t xml:space="preserve">($NAMA_WALI)</w:t>
+              <w:t xml:space="preserve">(${NAMA_WALI})</w:t>
             </w:r>
           </w:p>
         </w:tc>
@@ -410,7 +410,7 @@
               <w:pStyle w:val="BodyText"/>
             </w:pPr>
             <w:r>
-              <w:t xml:space="preserve">($NAMA)</w:t>
+              <w:t xml:space="preserve">(${NAMA})</w:t>
             </w:r>
           </w:p>
         </w:tc>
